--- a/Tuan05/BT04_Regression_NguyenLeTanPhuc_3123411230.docx
+++ b/Tuan05/BT04_Regression_NguyenLeTanPhuc_3123411230.docx
@@ -2,6 +2,584 @@
 <file path=word/document.xml><?xml version="1.0" encoding="utf-8"?>
 <w:document xmlns:wpc="http://schemas.microsoft.com/office/word/2010/wordprocessingCanvas" xmlns:cx="http://schemas.microsoft.com/office/drawing/2014/chartex" xmlns:cx1="http://schemas.microsoft.com/office/drawing/2015/9/8/chartex" xmlns:cx2="http://schemas.microsoft.com/office/drawing/2015/10/21/chartex" xmlns:cx3="http://schemas.microsoft.com/office/drawing/2016/5/9/chartex" xmlns:cx4="http://schemas.microsoft.com/office/drawing/2016/5/10/chartex" xmlns:cx5="http://schemas.microsoft.com/office/drawing/2016/5/11/chartex" xmlns:cx6="http://schemas.microsoft.com/office/drawing/2016/5/12/chartex" xmlns:cx7="http://schemas.microsoft.com/office/drawing/2016/5/13/chartex" xmlns:cx8="http://schemas.microsoft.com/office/drawing/2016/5/14/chartex" xmlns:mc="http://schemas.openxmlformats.org/markup-compatibility/2006" xmlns:o="urn:schemas-microsoft-com:office:office" xmlns:r="http://schemas.openxmlformats.org/officeDocument/2006/relationships" xmlns:m="http://schemas.openxmlformats.org/officeDocument/2006/math" xmlns:v="urn:schemas-microsoft-com:vml" xmlns:wp14="http://schemas.microsoft.com/office/word/2010/wordprocessingDrawing" xmlns:wp="http://schemas.openxmlformats.org/drawingml/2006/wordprocessingDrawing" xmlns:w="http://schemas.openxmlformats.org/wordprocessingml/2006/main" xmlns:w14="http://schemas.microsoft.com/office/word/2010/wordml" xmlns:w10="urn:schemas-microsoft-com:office:word" xmlns:w15="http://schemas.microsoft.com/office/word/2012/wordml" xmlns:wpg="http://schemas.microsoft.com/office/word/2010/wordprocessingGroup" xmlns:wpi="http://schemas.microsoft.com/office/word/2010/wordprocessingInk" xmlns:wne="http://schemas.microsoft.com/office/word/2006/wordml" xmlns:wps="http://schemas.microsoft.com/office/word/2010/wordprocessingShape" xmlns:wpsCustomData="http://www.wps.cn/officeDocument/2013/wpsCustomData" mc:Ignorable="w14 w15 wp14">
   <w:body>
+    <w:p>
+      <w:pPr>
+        <w:ind w:firstLine="2521" w:firstLineChars="900"/>
+        <w:jc w:val="both"/>
+        <w:rPr>
+          <w:rFonts w:cs="Times New Roman"/>
+          <w:b/>
+          <w:bCs/>
+          <w:sz w:val="28"/>
+          <w:szCs w:val="28"/>
+        </w:rPr>
+      </w:pPr>
+      <w:r>
+        <w:rPr>
+          <w:rFonts w:cs="Times New Roman"/>
+          <w:b/>
+          <w:bCs/>
+          <w:sz w:val="28"/>
+          <w:szCs w:val="28"/>
+        </w:rPr>
+        <w:t>ĐẠI HỌC SÀI GÒN</w:t>
+      </w:r>
+    </w:p>
+    <w:p>
+      <w:pPr>
+        <w:ind w:firstLine="1821" w:firstLineChars="650"/>
+        <w:jc w:val="both"/>
+        <w:rPr>
+          <w:rFonts w:cs="Times New Roman"/>
+          <w:b/>
+          <w:bCs/>
+          <w:sz w:val="28"/>
+          <w:szCs w:val="28"/>
+        </w:rPr>
+      </w:pPr>
+      <w:r>
+        <w:rPr>
+          <w:rFonts w:cs="Times New Roman"/>
+          <w:b/>
+          <w:bCs/>
+          <w:sz w:val="28"/>
+          <w:szCs w:val="28"/>
+        </w:rPr>
+        <w:t>KHOA CÔNG NGHỆ THÔNG TIN</w:t>
+      </w:r>
+    </w:p>
+    <w:p>
+      <w:pPr>
+        <w:jc w:val="center"/>
+        <w:rPr>
+          <w:rFonts w:cs="Times New Roman"/>
+          <w:b/>
+          <w:bCs/>
+          <w:sz w:val="28"/>
+          <w:szCs w:val="28"/>
+        </w:rPr>
+      </w:pPr>
+    </w:p>
+    <w:p>
+      <w:pPr>
+        <w:jc w:val="center"/>
+        <w:rPr>
+          <w:rFonts w:cs="Times New Roman"/>
+          <w:b/>
+          <w:bCs/>
+          <w:sz w:val="28"/>
+          <w:szCs w:val="28"/>
+        </w:rPr>
+      </w:pPr>
+    </w:p>
+    <w:p>
+      <w:pPr>
+        <w:jc w:val="both"/>
+        <w:rPr>
+          <w:rFonts w:cs="Times New Roman"/>
+          <w:b/>
+          <w:bCs/>
+          <w:sz w:val="28"/>
+          <w:szCs w:val="28"/>
+        </w:rPr>
+      </w:pPr>
+      <w:r>
+        <w:rPr>
+          <w:rFonts w:hint="default" w:cs="Times New Roman"/>
+          <w:b/>
+          <w:bCs/>
+          <w:lang w:val="vi-VN"/>
+        </w:rPr>
+        <w:t xml:space="preserve">                              </w:t>
+      </w:r>
+      <w:r>
+        <w:rPr>
+          <w:rFonts w:cs="Times New Roman"/>
+          <w:b/>
+          <w:bCs/>
+        </w:rPr>
+        <w:drawing>
+          <wp:inline distT="0" distB="0" distL="0" distR="0">
+            <wp:extent cx="2162810" cy="2162810"/>
+            <wp:effectExtent l="0" t="0" r="1270" b="1270"/>
+            <wp:docPr id="1296894034" name="Picture 16" descr="A blue button with white text&#10;&#10;AI-generated content may be incorrect."/>
+            <wp:cNvGraphicFramePr>
+              <a:graphicFrameLocks xmlns:a="http://schemas.openxmlformats.org/drawingml/2006/main" noChangeAspect="1"/>
+            </wp:cNvGraphicFramePr>
+            <a:graphic xmlns:a="http://schemas.openxmlformats.org/drawingml/2006/main">
+              <a:graphicData uri="http://schemas.openxmlformats.org/drawingml/2006/picture">
+                <pic:pic xmlns:pic="http://schemas.openxmlformats.org/drawingml/2006/picture">
+                  <pic:nvPicPr>
+                    <pic:cNvPr id="1296894034" name="Picture 16" descr="A blue button with white text&#10;&#10;AI-generated content may be incorrect."/>
+                    <pic:cNvPicPr>
+                      <a:picLocks noChangeAspect="1" noChangeArrowheads="1"/>
+                    </pic:cNvPicPr>
+                  </pic:nvPicPr>
+                  <pic:blipFill>
+                    <a:blip r:embed="rId6" cstate="print">
+                      <a:extLst>
+                        <a:ext uri="{28A0092B-C50C-407E-A947-70E740481C1C}">
+                          <a14:useLocalDpi xmlns:a14="http://schemas.microsoft.com/office/drawing/2010/main" val="0"/>
+                        </a:ext>
+                      </a:extLst>
+                    </a:blip>
+                    <a:srcRect/>
+                    <a:stretch>
+                      <a:fillRect/>
+                    </a:stretch>
+                  </pic:blipFill>
+                  <pic:spPr>
+                    <a:xfrm>
+                      <a:off x="0" y="0"/>
+                      <a:ext cx="2198316" cy="2198316"/>
+                    </a:xfrm>
+                    <a:prstGeom prst="rect">
+                      <a:avLst/>
+                    </a:prstGeom>
+                    <a:noFill/>
+                    <a:ln>
+                      <a:noFill/>
+                    </a:ln>
+                  </pic:spPr>
+                </pic:pic>
+              </a:graphicData>
+            </a:graphic>
+          </wp:inline>
+        </w:drawing>
+      </w:r>
+    </w:p>
+    <w:p>
+      <w:pPr>
+        <w:jc w:val="center"/>
+        <w:rPr>
+          <w:rFonts w:cs="Times New Roman"/>
+          <w:b/>
+          <w:bCs/>
+        </w:rPr>
+      </w:pPr>
+    </w:p>
+    <w:p>
+      <w:pPr>
+        <w:ind w:firstLine="0"/>
+        <w:rPr>
+          <w:rFonts w:cs="Times New Roman"/>
+          <w:b/>
+          <w:bCs/>
+          <w:sz w:val="28"/>
+          <w:szCs w:val="28"/>
+        </w:rPr>
+      </w:pPr>
+    </w:p>
+    <w:p>
+      <w:pPr>
+        <w:ind w:firstLine="0"/>
+        <w:rPr>
+          <w:rFonts w:hint="default" w:cs="Times New Roman"/>
+          <w:b/>
+          <w:bCs/>
+          <w:sz w:val="28"/>
+          <w:szCs w:val="28"/>
+          <w:lang w:val="vi-VN"/>
+        </w:rPr>
+      </w:pPr>
+      <w:r>
+        <w:rPr>
+          <w:rFonts w:hint="default" w:cs="Times New Roman"/>
+          <w:b/>
+          <w:bCs/>
+          <w:sz w:val="28"/>
+          <w:szCs w:val="28"/>
+          <w:lang w:val="vi-VN"/>
+        </w:rPr>
+        <w:t xml:space="preserve">                          Bài tập 04</w:t>
+      </w:r>
+      <w:r>
+        <w:rPr>
+          <w:rFonts w:hint="default" w:cs="Times New Roman"/>
+          <w:b/>
+          <w:bCs/>
+          <w:sz w:val="28"/>
+          <w:szCs w:val="28"/>
+          <w:lang w:val="en-US"/>
+        </w:rPr>
+        <w:t xml:space="preserve"> </w:t>
+      </w:r>
+      <w:r>
+        <w:rPr>
+          <w:rFonts w:hint="default" w:cs="Times New Roman"/>
+          <w:b/>
+          <w:bCs/>
+          <w:sz w:val="28"/>
+          <w:szCs w:val="28"/>
+          <w:lang w:val="vi-VN"/>
+        </w:rPr>
+        <w:t xml:space="preserve">: Hồi qui tuyến tính </w:t>
+      </w:r>
+      <w:bookmarkStart w:id="0" w:name="_GoBack"/>
+      <w:bookmarkEnd w:id="0"/>
+    </w:p>
+    <w:p>
+      <w:pPr>
+        <w:ind w:firstLine="0"/>
+        <w:rPr>
+          <w:rFonts w:cs="Times New Roman"/>
+          <w:b/>
+          <w:bCs/>
+          <w:sz w:val="28"/>
+          <w:szCs w:val="28"/>
+        </w:rPr>
+      </w:pPr>
+    </w:p>
+    <w:p>
+      <w:pPr>
+        <w:ind w:firstLine="0"/>
+        <w:rPr>
+          <w:rFonts w:cs="Times New Roman"/>
+          <w:b/>
+          <w:bCs/>
+          <w:sz w:val="28"/>
+          <w:szCs w:val="28"/>
+        </w:rPr>
+      </w:pPr>
+    </w:p>
+    <w:p>
+      <w:pPr>
+        <w:ind w:firstLine="0"/>
+        <w:rPr>
+          <w:rFonts w:cs="Times New Roman"/>
+          <w:b/>
+          <w:bCs/>
+          <w:sz w:val="28"/>
+          <w:szCs w:val="28"/>
+        </w:rPr>
+      </w:pPr>
+    </w:p>
+    <w:p>
+      <w:pPr>
+        <w:ind w:firstLine="0"/>
+        <w:rPr>
+          <w:rFonts w:cs="Times New Roman"/>
+          <w:b/>
+          <w:bCs/>
+          <w:sz w:val="28"/>
+          <w:szCs w:val="28"/>
+        </w:rPr>
+      </w:pPr>
+    </w:p>
+    <w:p>
+      <w:pPr>
+        <w:ind w:firstLine="0"/>
+        <w:rPr>
+          <w:rFonts w:cs="Times New Roman"/>
+          <w:b/>
+          <w:bCs/>
+          <w:sz w:val="28"/>
+          <w:szCs w:val="28"/>
+        </w:rPr>
+      </w:pPr>
+    </w:p>
+    <w:p>
+      <w:pPr>
+        <w:ind w:firstLine="0"/>
+        <w:rPr>
+          <w:rFonts w:cs="Times New Roman"/>
+          <w:b/>
+          <w:bCs/>
+          <w:sz w:val="28"/>
+          <w:szCs w:val="28"/>
+        </w:rPr>
+      </w:pPr>
+    </w:p>
+    <w:p>
+      <w:pPr>
+        <w:ind w:firstLine="0"/>
+        <w:rPr>
+          <w:rFonts w:cs="Times New Roman"/>
+          <w:b/>
+          <w:bCs/>
+          <w:sz w:val="28"/>
+          <w:szCs w:val="28"/>
+        </w:rPr>
+      </w:pPr>
+    </w:p>
+    <w:p>
+      <w:pPr>
+        <w:ind w:firstLine="0"/>
+        <w:rPr>
+          <w:rFonts w:cs="Times New Roman"/>
+          <w:b/>
+          <w:bCs/>
+          <w:sz w:val="28"/>
+          <w:szCs w:val="28"/>
+        </w:rPr>
+      </w:pPr>
+      <w:r>
+        <w:rPr>
+          <w:rFonts w:cs="Times New Roman"/>
+          <w:b/>
+          <w:bCs/>
+          <w:sz w:val="28"/>
+          <w:szCs w:val="28"/>
+        </w:rPr>
+        <w:t>Lớp: DCT123C4</w:t>
+      </w:r>
+    </w:p>
+    <w:p>
+      <w:pPr>
+        <w:ind w:firstLine="0"/>
+        <w:rPr>
+          <w:rFonts w:hint="default" w:cs="Times New Roman"/>
+          <w:b/>
+          <w:bCs/>
+          <w:sz w:val="28"/>
+          <w:szCs w:val="28"/>
+          <w:lang w:val="vi-VN"/>
+        </w:rPr>
+      </w:pPr>
+      <w:r>
+        <w:rPr>
+          <w:rFonts w:cs="Times New Roman"/>
+          <w:b/>
+          <w:bCs/>
+          <w:sz w:val="28"/>
+          <w:szCs w:val="28"/>
+        </w:rPr>
+        <w:t>Sinh viên thực hiện: N</w:t>
+      </w:r>
+      <w:r>
+        <w:rPr>
+          <w:rFonts w:hint="default" w:cs="Times New Roman"/>
+          <w:b/>
+          <w:bCs/>
+          <w:sz w:val="28"/>
+          <w:szCs w:val="28"/>
+          <w:lang w:val="vi-VN"/>
+        </w:rPr>
+        <w:t>guyễn Lê Tấn Phúc</w:t>
+      </w:r>
+    </w:p>
+    <w:p>
+      <w:pPr>
+        <w:ind w:firstLine="0"/>
+        <w:rPr>
+          <w:rFonts w:hint="default" w:cs="Times New Roman"/>
+          <w:b/>
+          <w:bCs/>
+          <w:i/>
+          <w:iCs/>
+          <w:lang w:val="vi-VN"/>
+        </w:rPr>
+      </w:pPr>
+      <w:r>
+        <w:rPr>
+          <w:rFonts w:hint="default" w:cs="Times New Roman"/>
+          <w:b/>
+          <w:bCs/>
+          <w:sz w:val="28"/>
+          <w:szCs w:val="28"/>
+          <w:lang w:val="vi-VN"/>
+        </w:rPr>
+        <w:t>MSSV: 3123411230</w:t>
+      </w:r>
+    </w:p>
+    <w:p>
+      <w:pPr>
+        <w:ind w:firstLine="0"/>
+        <w:jc w:val="center"/>
+        <w:rPr>
+          <w:rFonts w:cs="Times New Roman"/>
+          <w:b/>
+          <w:bCs/>
+          <w:i/>
+          <w:iCs/>
+        </w:rPr>
+      </w:pPr>
+    </w:p>
+    <w:p>
+      <w:pPr>
+        <w:ind w:firstLine="0"/>
+        <w:jc w:val="center"/>
+        <w:rPr>
+          <w:rFonts w:cs="Times New Roman"/>
+          <w:b/>
+          <w:bCs/>
+          <w:i/>
+          <w:iCs/>
+        </w:rPr>
+      </w:pPr>
+    </w:p>
+    <w:p>
+      <w:pPr>
+        <w:ind w:firstLine="0"/>
+        <w:jc w:val="center"/>
+        <w:rPr>
+          <w:rFonts w:cs="Times New Roman"/>
+          <w:b/>
+          <w:bCs/>
+          <w:i/>
+          <w:iCs/>
+        </w:rPr>
+      </w:pPr>
+    </w:p>
+    <w:p>
+      <w:pPr>
+        <w:ind w:firstLine="0"/>
+        <w:jc w:val="center"/>
+        <w:rPr>
+          <w:rFonts w:cs="Times New Roman"/>
+          <w:b/>
+          <w:bCs/>
+          <w:i/>
+          <w:iCs/>
+        </w:rPr>
+      </w:pPr>
+    </w:p>
+    <w:p>
+      <w:pPr>
+        <w:ind w:firstLine="0"/>
+        <w:jc w:val="center"/>
+        <w:rPr>
+          <w:rFonts w:cs="Times New Roman"/>
+          <w:b/>
+          <w:bCs/>
+          <w:i/>
+          <w:iCs/>
+        </w:rPr>
+      </w:pPr>
+    </w:p>
+    <w:p>
+      <w:pPr>
+        <w:ind w:firstLine="0"/>
+        <w:jc w:val="center"/>
+        <w:rPr>
+          <w:rFonts w:cs="Times New Roman"/>
+          <w:b/>
+          <w:bCs/>
+          <w:i/>
+          <w:iCs/>
+        </w:rPr>
+      </w:pPr>
+    </w:p>
+    <w:p>
+      <w:pPr>
+        <w:ind w:firstLine="0"/>
+        <w:jc w:val="center"/>
+        <w:rPr>
+          <w:rFonts w:cs="Times New Roman"/>
+          <w:b/>
+          <w:bCs/>
+          <w:i/>
+          <w:iCs/>
+        </w:rPr>
+      </w:pPr>
+    </w:p>
+    <w:p>
+      <w:pPr>
+        <w:ind w:firstLine="0"/>
+        <w:jc w:val="center"/>
+        <w:rPr>
+          <w:rFonts w:cs="Times New Roman"/>
+          <w:b/>
+          <w:bCs/>
+          <w:i/>
+          <w:iCs/>
+        </w:rPr>
+      </w:pPr>
+    </w:p>
+    <w:p>
+      <w:pPr>
+        <w:ind w:firstLine="0"/>
+        <w:jc w:val="center"/>
+        <w:rPr>
+          <w:rFonts w:cs="Times New Roman"/>
+          <w:b/>
+          <w:bCs/>
+          <w:i/>
+          <w:iCs/>
+        </w:rPr>
+      </w:pPr>
+    </w:p>
+    <w:p>
+      <w:pPr>
+        <w:ind w:firstLine="0"/>
+        <w:jc w:val="center"/>
+        <w:rPr>
+          <w:rFonts w:cs="Times New Roman"/>
+          <w:b/>
+          <w:bCs/>
+          <w:i/>
+          <w:iCs/>
+        </w:rPr>
+      </w:pPr>
+    </w:p>
+    <w:p>
+      <w:pPr>
+        <w:ind w:firstLine="0"/>
+        <w:jc w:val="center"/>
+        <w:rPr>
+          <w:rFonts w:cs="Times New Roman"/>
+          <w:b/>
+          <w:bCs/>
+          <w:i/>
+          <w:iCs/>
+        </w:rPr>
+      </w:pPr>
+    </w:p>
+    <w:p>
+      <w:pPr>
+        <w:ind w:firstLine="2381" w:firstLineChars="850"/>
+        <w:jc w:val="both"/>
+        <w:rPr>
+          <w:rFonts w:hint="default" w:cs="Times New Roman"/>
+          <w:b/>
+          <w:bCs/>
+          <w:i w:val="0"/>
+          <w:iCs w:val="0"/>
+          <w:sz w:val="28"/>
+          <w:szCs w:val="28"/>
+          <w:lang w:val="vi-VN"/>
+        </w:rPr>
+        <w:sectPr>
+          <w:footerReference r:id="rId3" w:type="default"/>
+          <w:pgSz w:w="11906" w:h="16838"/>
+          <w:pgMar w:top="1134" w:right="1134" w:bottom="1134" w:left="1701" w:header="720" w:footer="720" w:gutter="0"/>
+          <w:pgBorders w:display="firstPage" w:offsetFrom="page">
+            <w:top w:val="twistedLines1" w:color="B2A1C7" w:themeColor="accent4" w:themeTint="99" w:sz="18" w:space="24"/>
+            <w:left w:val="twistedLines1" w:color="B2A1C7" w:themeColor="accent4" w:themeTint="99" w:sz="18" w:space="24"/>
+            <w:bottom w:val="twistedLines1" w:color="B2A1C7" w:themeColor="accent4" w:themeTint="99" w:sz="18" w:space="24"/>
+            <w:right w:val="twistedLines1" w:color="B2A1C7" w:themeColor="accent4" w:themeTint="99" w:sz="18" w:space="24"/>
+          </w:pgBorders>
+          <w:pgNumType w:fmt="decimal"/>
+          <w:cols w:space="720" w:num="1"/>
+          <w:docGrid w:linePitch="354" w:charSpace="0"/>
+        </w:sectPr>
+      </w:pPr>
+      <w:r>
+        <w:rPr>
+          <w:rFonts w:cs="Times New Roman"/>
+          <w:b/>
+          <w:bCs/>
+          <w:i w:val="0"/>
+          <w:iCs w:val="0"/>
+          <w:sz w:val="28"/>
+          <w:szCs w:val="28"/>
+        </w:rPr>
+        <w:t>Thành phố Hồ Chí Minh, 202</w:t>
+      </w:r>
+      <w:r>
+        <w:rPr>
+          <w:rFonts w:hint="default" w:cs="Times New Roman"/>
+          <w:b/>
+          <w:bCs/>
+          <w:i w:val="0"/>
+          <w:iCs w:val="0"/>
+          <w:sz w:val="28"/>
+          <w:szCs w:val="28"/>
+          <w:lang w:val="vi-VN"/>
+        </w:rPr>
+        <w:t>6</w:t>
+      </w:r>
+    </w:p>
     <w:p>
       <w:pPr>
         <w:spacing w:before="0" w:after="120" w:line="300" w:lineRule="auto"/>
@@ -6909,12 +7487,6 @@
             <w:insideH w:val="single" w:color="auto" w:sz="4" w:space="0"/>
             <w:insideV w:val="single" w:color="auto" w:sz="4" w:space="0"/>
           </w:tblBorders>
-          <w:tblCellMar>
-            <w:top w:w="0" w:type="dxa"/>
-            <w:left w:w="10" w:type="dxa"/>
-            <w:bottom w:w="0" w:type="dxa"/>
-            <w:right w:w="10" w:type="dxa"/>
-          </w:tblCellMar>
         </w:tblPrEx>
         <w:trPr>
           <w:cantSplit/>
@@ -9592,7 +10164,7 @@
                     </pic:cNvPicPr>
                   </pic:nvPicPr>
                   <pic:blipFill>
-                    <a:blip r:embed="rId5"/>
+                    <a:blip r:embed="rId7"/>
                     <a:srcRect/>
                     <a:stretch>
                       <a:fillRect/>
@@ -9613,8 +10185,6 @@
           </wp:inline>
         </w:drawing>
       </w:r>
-      <w:bookmarkStart w:id="0" w:name="_GoBack"/>
-      <w:bookmarkEnd w:id="0"/>
     </w:p>
     <w:p>
       <w:pPr>
@@ -17354,12 +17924,6 @@
                   <w:insideH w:val="single" w:color="auto" w:sz="4" w:space="0"/>
                   <w:insideV w:val="single" w:color="auto" w:sz="4" w:space="0"/>
                 </w:tblBorders>
-                <w:tblCellMar>
-                  <w:top w:w="0" w:type="dxa"/>
-                  <w:left w:w="10" w:type="dxa"/>
-                  <w:bottom w:w="0" w:type="dxa"/>
-                  <w:right w:w="10" w:type="dxa"/>
-                </w:tblCellMar>
               </w:tblPrEx>
               <w:trPr>
                 <w:cantSplit/>
@@ -17619,12 +18183,6 @@
             <w:insideH w:val="single" w:color="auto" w:sz="4" w:space="0"/>
             <w:insideV w:val="single" w:color="auto" w:sz="4" w:space="0"/>
           </w:tblBorders>
-          <w:tblCellMar>
-            <w:top w:w="0" w:type="dxa"/>
-            <w:left w:w="10" w:type="dxa"/>
-            <w:bottom w:w="0" w:type="dxa"/>
-            <w:right w:w="10" w:type="dxa"/>
-          </w:tblCellMar>
         </w:tblPrEx>
         <w:trPr>
           <w:cantSplit/>
@@ -19511,12 +20069,6 @@
             <w:insideH w:val="single" w:color="auto" w:sz="4" w:space="0"/>
             <w:insideV w:val="single" w:color="auto" w:sz="4" w:space="0"/>
           </w:tblBorders>
-          <w:tblCellMar>
-            <w:top w:w="0" w:type="dxa"/>
-            <w:left w:w="10" w:type="dxa"/>
-            <w:bottom w:w="0" w:type="dxa"/>
-            <w:right w:w="10" w:type="dxa"/>
-          </w:tblCellMar>
         </w:tblPrEx>
         <w:trPr>
           <w:cantSplit/>
@@ -20423,6 +20975,12 @@
                   <w:insideH w:val="single" w:color="auto" w:sz="4" w:space="0"/>
                   <w:insideV w:val="single" w:color="auto" w:sz="4" w:space="0"/>
                 </w:tblBorders>
+                <w:tblCellMar>
+                  <w:top w:w="0" w:type="dxa"/>
+                  <w:left w:w="10" w:type="dxa"/>
+                  <w:bottom w:w="0" w:type="dxa"/>
+                  <w:right w:w="10" w:type="dxa"/>
+                </w:tblCellMar>
               </w:tblPrEx>
               <w:trPr>
                 <w:cantSplit/>
@@ -23283,6 +23841,12 @@
                   <w:insideH w:val="single" w:color="auto" w:sz="4" w:space="0"/>
                   <w:insideV w:val="single" w:color="auto" w:sz="4" w:space="0"/>
                 </w:tblBorders>
+                <w:tblCellMar>
+                  <w:top w:w="0" w:type="dxa"/>
+                  <w:left w:w="10" w:type="dxa"/>
+                  <w:bottom w:w="0" w:type="dxa"/>
+                  <w:right w:w="10" w:type="dxa"/>
+                </w:tblCellMar>
               </w:tblPrEx>
               <w:trPr>
                 <w:cantSplit/>
@@ -31874,7 +32438,7 @@
       </w:r>
     </w:p>
     <w:sectPr>
-      <w:footerReference r:id="rId3" w:type="default"/>
+      <w:footerReference r:id="rId4" w:type="default"/>
       <w:pgSz w:w="11906" w:h="16838"/>
       <w:pgMar w:top="1440" w:right="1440" w:bottom="1440" w:left="1440" w:header="708" w:footer="708" w:gutter="0"/>
       <w:cols w:space="720" w:num="1"/>
@@ -31885,6 +32449,154 @@
 </file>
 
 <file path=word/footer1.xml><?xml version="1.0" encoding="utf-8"?>
+<w:ftr xmlns:wpc="http://schemas.microsoft.com/office/word/2010/wordprocessingCanvas" xmlns:mc="http://schemas.openxmlformats.org/markup-compatibility/2006" xmlns:o="urn:schemas-microsoft-com:office:office" xmlns:r="http://schemas.openxmlformats.org/officeDocument/2006/relationships" xmlns:m="http://schemas.openxmlformats.org/officeDocument/2006/math" xmlns:v="urn:schemas-microsoft-com:vml" xmlns:wp14="http://schemas.microsoft.com/office/word/2010/wordprocessingDrawing" xmlns:wp="http://schemas.openxmlformats.org/drawingml/2006/wordprocessingDrawing" xmlns:w10="urn:schemas-microsoft-com:office:word" xmlns:w="http://schemas.openxmlformats.org/wordprocessingml/2006/main" xmlns:w14="http://schemas.microsoft.com/office/word/2010/wordml" xmlns:w15="http://schemas.microsoft.com/office/word/2012/wordml" xmlns:wpg="http://schemas.microsoft.com/office/word/2010/wordprocessingGroup" xmlns:wpi="http://schemas.microsoft.com/office/word/2010/wordprocessingInk" xmlns:wne="http://schemas.microsoft.com/office/word/2006/wordml" xmlns:wps="http://schemas.microsoft.com/office/word/2010/wordprocessingShape" xmlns:wpsCustomData="http://www.wps.cn/officeDocument/2013/wpsCustomData" mc:Ignorable="w14 w15 wp14">
+  <w:p>
+    <w:pPr>
+      <w:pStyle w:val="12"/>
+      <w:tabs>
+        <w:tab w:val="center" w:pos="4680"/>
+        <w:tab w:val="right" w:pos="9360"/>
+        <w:tab w:val="clear" w:pos="4153"/>
+        <w:tab w:val="clear" w:pos="8306"/>
+      </w:tabs>
+      <w:ind w:left="0" w:leftChars="0" w:firstLine="0" w:firstLineChars="0"/>
+    </w:pPr>
+    <w:r>
+      <w:rPr>
+        <w:sz w:val="18"/>
+      </w:rPr>
+      <mc:AlternateContent>
+        <mc:Choice Requires="wps">
+          <w:drawing>
+            <wp:anchor distT="0" distB="0" distL="114300" distR="114300" simplePos="0" relativeHeight="251659264" behindDoc="0" locked="0" layoutInCell="1" allowOverlap="1">
+              <wp:simplePos x="0" y="0"/>
+              <wp:positionH relativeFrom="margin">
+                <wp:align>center</wp:align>
+              </wp:positionH>
+              <wp:positionV relativeFrom="paragraph">
+                <wp:posOffset>0</wp:posOffset>
+              </wp:positionV>
+              <wp:extent cx="1828800" cy="1828800"/>
+              <wp:effectExtent l="0" t="0" r="0" b="0"/>
+              <wp:wrapNone/>
+              <wp:docPr id="5" name="Text Box 5"/>
+              <wp:cNvGraphicFramePr/>
+              <a:graphic xmlns:a="http://schemas.openxmlformats.org/drawingml/2006/main">
+                <a:graphicData uri="http://schemas.microsoft.com/office/word/2010/wordprocessingShape">
+                  <wps:wsp>
+                    <wps:cNvSpPr txBox="1"/>
+                    <wps:spPr>
+                      <a:xfrm>
+                        <a:off x="0" y="0"/>
+                        <a:ext cx="1828800" cy="1828800"/>
+                      </a:xfrm>
+                      <a:prstGeom prst="rect">
+                        <a:avLst/>
+                      </a:prstGeom>
+                      <a:noFill/>
+                      <a:ln w="6350">
+                        <a:noFill/>
+                      </a:ln>
+                    </wps:spPr>
+                    <wps:style>
+                      <a:lnRef idx="0">
+                        <a:schemeClr val="accent1"/>
+                      </a:lnRef>
+                      <a:fillRef idx="0">
+                        <a:schemeClr val="accent1"/>
+                      </a:fillRef>
+                      <a:effectRef idx="0">
+                        <a:schemeClr val="accent1"/>
+                      </a:effectRef>
+                      <a:fontRef idx="minor">
+                        <a:schemeClr val="dk1"/>
+                      </a:fontRef>
+                    </wps:style>
+                    <wps:txbx>
+                      <w:txbxContent>
+                        <w:p>
+                          <w:pPr>
+                            <w:pStyle w:val="12"/>
+                          </w:pPr>
+                          <w:r>
+                            <w:fldChar w:fldCharType="begin"/>
+                          </w:r>
+                          <w:r>
+                            <w:instrText xml:space="preserve"> PAGE  \* MERGEFORMAT </w:instrText>
+                          </w:r>
+                          <w:r>
+                            <w:fldChar w:fldCharType="separate"/>
+                          </w:r>
+                          <w:r>
+                            <w:t>1</w:t>
+                          </w:r>
+                          <w:r>
+                            <w:fldChar w:fldCharType="end"/>
+                          </w:r>
+                        </w:p>
+                      </w:txbxContent>
+                    </wps:txbx>
+                    <wps:bodyPr rot="0" spcFirstLastPara="0" vertOverflow="overflow" horzOverflow="overflow" vert="horz" wrap="none" lIns="0" tIns="0" rIns="0" bIns="0" numCol="1" spcCol="0" rtlCol="0" fromWordArt="0" anchor="t" anchorCtr="0" forceAA="0" upright="0" compatLnSpc="1">
+                      <a:spAutoFit/>
+                    </wps:bodyPr>
+                  </wps:wsp>
+                </a:graphicData>
+              </a:graphic>
+            </wp:anchor>
+          </w:drawing>
+        </mc:Choice>
+        <mc:Fallback>
+          <w:pict>
+            <v:shape id="_x0000_s1026" o:spid="_x0000_s1026" o:spt="202" type="#_x0000_t202" style="position:absolute;left:0pt;margin-top:0pt;height:144pt;width:144pt;mso-position-horizontal:center;mso-position-horizontal-relative:margin;mso-wrap-style:none;z-index:251659264;mso-width-relative:page;mso-height-relative:page;" filled="f" stroked="f" coordsize="21600,21600" o:gfxdata="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">
+              <v:fill on="f" focussize="0,0"/>
+              <v:stroke on="f" weight="0.5pt"/>
+              <v:imagedata o:title=""/>
+              <o:lock v:ext="edit" aspectratio="f"/>
+              <v:textbox inset="0mm,0mm,0mm,0mm" style="mso-fit-shape-to-text:t;">
+                <w:txbxContent>
+                  <w:p>
+                    <w:pPr>
+                      <w:pStyle w:val="12"/>
+                    </w:pPr>
+                    <w:r>
+                      <w:fldChar w:fldCharType="begin"/>
+                    </w:r>
+                    <w:r>
+                      <w:instrText xml:space="preserve"> PAGE  \* MERGEFORMAT </w:instrText>
+                    </w:r>
+                    <w:r>
+                      <w:fldChar w:fldCharType="separate"/>
+                    </w:r>
+                    <w:r>
+                      <w:t>1</w:t>
+                    </w:r>
+                    <w:r>
+                      <w:fldChar w:fldCharType="end"/>
+                    </w:r>
+                  </w:p>
+                </w:txbxContent>
+              </v:textbox>
+            </v:shape>
+          </w:pict>
+        </mc:Fallback>
+      </mc:AlternateContent>
+    </w:r>
+  </w:p>
+  <w:p>
+    <w:pPr>
+      <w:pStyle w:val="12"/>
+      <w:tabs>
+        <w:tab w:val="center" w:pos="4680"/>
+        <w:tab w:val="right" w:pos="9360"/>
+        <w:tab w:val="clear" w:pos="4153"/>
+        <w:tab w:val="clear" w:pos="8306"/>
+      </w:tabs>
+    </w:pPr>
+  </w:p>
+</w:ftr>
+</file>
+
+<file path=word/footer2.xml><?xml version="1.0" encoding="utf-8"?>
 <w:ftr xmlns:wpc="http://schemas.microsoft.com/office/word/2010/wordprocessingCanvas" xmlns:mc="http://schemas.openxmlformats.org/markup-compatibility/2006" xmlns:o="urn:schemas-microsoft-com:office:office" xmlns:r="http://schemas.openxmlformats.org/officeDocument/2006/relationships" xmlns:m="http://schemas.openxmlformats.org/officeDocument/2006/math" xmlns:v="urn:schemas-microsoft-com:vml" xmlns:wp14="http://schemas.microsoft.com/office/word/2010/wordprocessingDrawing" xmlns:wp="http://schemas.openxmlformats.org/drawingml/2006/wordprocessingDrawing" xmlns:w10="urn:schemas-microsoft-com:office:word" xmlns:w="http://schemas.openxmlformats.org/wordprocessingml/2006/main" xmlns:w14="http://schemas.microsoft.com/office/word/2010/wordml" xmlns:w15="http://schemas.microsoft.com/office/word/2012/wordml" xmlns:wpg="http://schemas.microsoft.com/office/word/2010/wordprocessingGroup" xmlns:wpi="http://schemas.microsoft.com/office/word/2010/wordprocessingInk" xmlns:wne="http://schemas.microsoft.com/office/word/2006/wordml" xmlns:wps="http://schemas.microsoft.com/office/word/2010/wordprocessingShape" xmlns:wpsCustomData="http://www.wps.cn/officeDocument/2013/wpsCustomData" mc:Ignorable="w14 w15 wp14">
   <w:p>
     <w:pPr>
@@ -32116,7 +32828,7 @@
     <w:lsdException w:unhideWhenUsed="0" w:uiPriority="71" w:semiHidden="0" w:name="Colorful Shading Accent 1"/>
     <w:lsdException w:unhideWhenUsed="0" w:uiPriority="72" w:semiHidden="0" w:name="Colorful List Accent 1"/>
     <w:lsdException w:unhideWhenUsed="0" w:uiPriority="73" w:semiHidden="0" w:name="Colorful Grid Accent 1"/>
-    <w:lsdException w:unhideWhenUsed="0" w:uiPriority="60" w:semiHidden="0" w:name="Light Shading Accent 2"/>
+    <w:lsdException w:qFormat="1" w:unhideWhenUsed="0" w:uiPriority="60" w:semiHidden="0" w:name="Light Shading Accent 2"/>
     <w:lsdException w:unhideWhenUsed="0" w:uiPriority="61" w:semiHidden="0" w:name="Light List Accent 2"/>
     <w:lsdException w:unhideWhenUsed="0" w:uiPriority="62" w:semiHidden="0" w:name="Light Grid Accent 2"/>
     <w:lsdException w:unhideWhenUsed="0" w:uiPriority="63" w:semiHidden="0" w:name="Medium Shading 1 Accent 2"/>
@@ -32157,7 +32869,7 @@
     <w:lsdException w:unhideWhenUsed="0" w:uiPriority="70" w:semiHidden="0" w:name="Dark List Accent 4"/>
     <w:lsdException w:unhideWhenUsed="0" w:uiPriority="71" w:semiHidden="0" w:name="Colorful Shading Accent 4"/>
     <w:lsdException w:unhideWhenUsed="0" w:uiPriority="72" w:semiHidden="0" w:name="Colorful List Accent 4"/>
-    <w:lsdException w:qFormat="1" w:unhideWhenUsed="0" w:uiPriority="73" w:semiHidden="0" w:name="Colorful Grid Accent 4"/>
+    <w:lsdException w:unhideWhenUsed="0" w:uiPriority="73" w:semiHidden="0" w:name="Colorful Grid Accent 4"/>
     <w:lsdException w:unhideWhenUsed="0" w:uiPriority="60" w:semiHidden="0" w:name="Light Shading Accent 5"/>
     <w:lsdException w:unhideWhenUsed="0" w:uiPriority="61" w:semiHidden="0" w:name="Light List Accent 5"/>
     <w:lsdException w:unhideWhenUsed="0" w:uiPriority="62" w:semiHidden="0" w:name="Light Grid Accent 5"/>
@@ -32171,7 +32883,7 @@
     <w:lsdException w:unhideWhenUsed="0" w:uiPriority="70" w:semiHidden="0" w:name="Dark List Accent 5"/>
     <w:lsdException w:unhideWhenUsed="0" w:uiPriority="71" w:semiHidden="0" w:name="Colorful Shading Accent 5"/>
     <w:lsdException w:unhideWhenUsed="0" w:uiPriority="72" w:semiHidden="0" w:name="Colorful List Accent 5"/>
-    <w:lsdException w:qFormat="1" w:unhideWhenUsed="0" w:uiPriority="73" w:semiHidden="0" w:name="Colorful Grid Accent 5"/>
+    <w:lsdException w:unhideWhenUsed="0" w:uiPriority="73" w:semiHidden="0" w:name="Colorful Grid Accent 5"/>
     <w:lsdException w:unhideWhenUsed="0" w:uiPriority="60" w:semiHidden="0" w:name="Light Shading Accent 6"/>
     <w:lsdException w:unhideWhenUsed="0" w:uiPriority="61" w:semiHidden="0" w:name="Light List Accent 6"/>
     <w:lsdException w:unhideWhenUsed="0" w:uiPriority="62" w:semiHidden="0" w:name="Light Grid Accent 6"/>
@@ -32185,7 +32897,7 @@
     <w:lsdException w:unhideWhenUsed="0" w:uiPriority="70" w:semiHidden="0" w:name="Dark List Accent 6"/>
     <w:lsdException w:unhideWhenUsed="0" w:uiPriority="71" w:semiHidden="0" w:name="Colorful Shading Accent 6"/>
     <w:lsdException w:unhideWhenUsed="0" w:uiPriority="72" w:semiHidden="0" w:name="Colorful List Accent 6"/>
-    <w:lsdException w:qFormat="1" w:unhideWhenUsed="0" w:uiPriority="73" w:semiHidden="0" w:name="Colorful Grid Accent 6"/>
+    <w:lsdException w:unhideWhenUsed="0" w:uiPriority="73" w:semiHidden="0" w:name="Colorful Grid Accent 6"/>
   </w:latentStyles>
   <w:style w:type="paragraph" w:default="1" w:styleId="1">
     <w:name w:val="Normal"/>
@@ -32303,7 +33015,7 @@
   </w:style>
   <w:style w:type="paragraph" w:styleId="11">
     <w:name w:val="endnote text"/>
-    <w:link w:val="18"/>
+    <w:link w:val="19"/>
     <w:semiHidden/>
     <w:unhideWhenUsed/>
     <w:uiPriority w:val="99"/>
@@ -32316,7 +33028,25 @@
       <w:szCs w:val="20"/>
     </w:rPr>
   </w:style>
-  <w:style w:type="character" w:styleId="12">
+  <w:style w:type="paragraph" w:styleId="12">
+    <w:name w:val="footer"/>
+    <w:basedOn w:val="1"/>
+    <w:qFormat/>
+    <w:uiPriority w:val="0"/>
+    <w:pPr>
+      <w:tabs>
+        <w:tab w:val="center" w:pos="4153"/>
+        <w:tab w:val="right" w:pos="8306"/>
+      </w:tabs>
+      <w:snapToGrid w:val="0"/>
+      <w:jc w:val="left"/>
+    </w:pPr>
+    <w:rPr>
+      <w:sz w:val="18"/>
+      <w:szCs w:val="18"/>
+    </w:rPr>
+  </w:style>
+  <w:style w:type="character" w:styleId="13">
     <w:name w:val="footnote reference"/>
     <w:semiHidden/>
     <w:unhideWhenUsed/>
@@ -32326,9 +33056,9 @@
       <w:vertAlign w:val="superscript"/>
     </w:rPr>
   </w:style>
-  <w:style w:type="paragraph" w:styleId="13">
+  <w:style w:type="paragraph" w:styleId="14">
     <w:name w:val="footnote text"/>
-    <w:link w:val="17"/>
+    <w:link w:val="18"/>
     <w:semiHidden/>
     <w:unhideWhenUsed/>
     <w:qFormat/>
@@ -32342,7 +33072,7 @@
       <w:szCs w:val="20"/>
     </w:rPr>
   </w:style>
-  <w:style w:type="character" w:styleId="14">
+  <w:style w:type="character" w:styleId="15">
     <w:name w:val="Hyperlink"/>
     <w:unhideWhenUsed/>
     <w:qFormat/>
@@ -32352,7 +33082,7 @@
       <w:u w:val="single"/>
     </w:rPr>
   </w:style>
-  <w:style w:type="paragraph" w:styleId="15">
+  <w:style w:type="paragraph" w:styleId="16">
     <w:name w:val="Title"/>
     <w:qFormat/>
     <w:uiPriority w:val="0"/>
@@ -32362,7 +33092,7 @@
       <w:szCs w:val="56"/>
     </w:rPr>
   </w:style>
-  <w:style w:type="paragraph" w:styleId="16">
+  <w:style w:type="paragraph" w:styleId="17">
     <w:name w:val="List Paragraph"/>
     <w:qFormat/>
     <w:uiPriority w:val="0"/>
@@ -32372,9 +33102,9 @@
       <w:szCs w:val="26"/>
     </w:rPr>
   </w:style>
-  <w:style w:type="character" w:customStyle="1" w:styleId="17">
+  <w:style w:type="character" w:customStyle="1" w:styleId="18">
     <w:name w:val="Footnote Text Char"/>
-    <w:link w:val="13"/>
+    <w:link w:val="14"/>
     <w:semiHidden/>
     <w:unhideWhenUsed/>
     <w:qFormat/>
@@ -32384,7 +33114,7 @@
       <w:szCs w:val="20"/>
     </w:rPr>
   </w:style>
-  <w:style w:type="character" w:customStyle="1" w:styleId="18">
+  <w:style w:type="character" w:customStyle="1" w:styleId="19">
     <w:name w:val="Endnote Text Char"/>
     <w:link w:val="11"/>
     <w:semiHidden/>
@@ -32681,4 +33411,23 @@
   </a:themeElements>
   <a:objectDefaults/>
 </a:theme>
+</file>
+
+<file path=customXml/item1.xml><?xml version="1.0" encoding="utf-8"?>
+<s:customData xmlns="http://www.wps.cn/officeDocument/2013/wpsCustomData" xmlns:s="http://www.wps.cn/officeDocument/2013/wpsCustomData">
+  <customSectProps>
+    <customSectPr/>
+  </customSectProps>
+  <customShpExts>
+    <customShpInfo spid="_x0000_s1026" textRotate="1"/>
+  </customShpExts>
+</s:customData>
+</file>
+
+<file path=customXml/itemProps1.xml><?xml version="1.0" encoding="utf-8"?>
+<ds:datastoreItem xmlns:ds="http://schemas.openxmlformats.org/officeDocument/2006/customXml" ds:itemID="{B1977F7D-205B-4081-913C-38D41E755F92}">
+  <ds:schemaRefs>
+    <ds:schemaRef ds:uri="http://www.wps.cn/officeDocument/2013/wpsCustomData"/>
+  </ds:schemaRefs>
+</ds:datastoreItem>
 </file>